--- a/backend/modelos/_padrao/modelo_procuracao_padrao_v3.docx
+++ b/backend/modelos/_padrao/modelo_procuracao_padrao_v3.docx
@@ -95,6 +95,7 @@
         <w:rPr>
           <w:rFonts w:ascii="Arial" w:hAnsi="Arial"/>
           <w:b w:val="0"/>
+          <w:color w:val="FFFFFF"/>
           <w:sz w:val="22"/>
         </w:rPr>
         <w:t>&lt;&lt;assinatura_cliente&gt;&gt;</w:t>
